--- a/Files/06 - Yom Tov/13 - Shmini Atzeres/5785/Shmini Atzeres 5785.docx
+++ b/Files/06 - Yom Tov/13 - Shmini Atzeres/5785/Shmini Atzeres 5785.docx
@@ -182,7 +182,7 @@
         <w:rPr>
           <w:rFonts w:ascii="Times New Roman" w:hAnsi="Times New Roman" w:cs="Times New Roman"/>
         </w:rPr>
-        <w:t xml:space="preserve">to the one of the 70 </w:t>
+        <w:t xml:space="preserve">to one of the 70 </w:t>
       </w:r>
       <w:r>
         <w:rPr>
@@ -469,7 +469,7 @@
         <w:rPr>
           <w:rFonts w:ascii="Times New Roman" w:hAnsi="Times New Roman" w:cs="Times New Roman"/>
         </w:rPr>
-        <w:t>. It is therefore a very special day in the</w:t>
+        <w:t>. It is therefore a special day in the</w:t>
       </w:r>
       <w:r>
         <w:rPr>
@@ -500,13 +500,13 @@
         <w:rPr>
           <w:rFonts w:ascii="Times New Roman" w:hAnsi="Times New Roman" w:cs="Times New Roman"/>
         </w:rPr>
-        <w:t>I</w:t>
-      </w:r>
-      <w:r>
-        <w:rPr>
-          <w:rFonts w:ascii="Times New Roman" w:hAnsi="Times New Roman" w:cs="Times New Roman"/>
-        </w:rPr>
-        <w:t xml:space="preserve">n the </w:t>
+        <w:t>T</w:t>
+      </w:r>
+      <w:r>
+        <w:rPr>
+          <w:rFonts w:ascii="Times New Roman" w:hAnsi="Times New Roman" w:cs="Times New Roman"/>
+        </w:rPr>
+        <w:t xml:space="preserve">he </w:t>
       </w:r>
       <w:r>
         <w:rPr>
@@ -554,7 +554,13 @@
         <w:rPr>
           <w:rFonts w:ascii="Times New Roman" w:hAnsi="Times New Roman" w:cs="Times New Roman"/>
         </w:rPr>
-        <w:t xml:space="preserve">, he brings down that </w:t>
+        <w:t xml:space="preserve"> </w:t>
+      </w:r>
+      <w:r>
+        <w:rPr>
+          <w:rFonts w:ascii="Times New Roman" w:hAnsi="Times New Roman" w:cs="Times New Roman"/>
+        </w:rPr>
+        <w:t xml:space="preserve">brings down that </w:t>
       </w:r>
       <w:r>
         <w:rPr>
@@ -756,7 +762,7 @@
           <w:rFonts w:ascii="Times New Roman" w:hAnsi="Times New Roman" w:cs="Times New Roman"/>
           <w:rtl/>
         </w:rPr>
-        <w:t>״</w:t>
+        <w:t>"</w:t>
       </w:r>
       <w:r>
         <w:rPr>
@@ -934,7 +940,7 @@
         <w:rPr>
           <w:rFonts w:ascii="Times New Roman" w:hAnsi="Times New Roman" w:cs="Times New Roman"/>
         </w:rPr>
-        <w:t xml:space="preserve"> asks two very excellent </w:t>
+        <w:t xml:space="preserve"> asks two excellent </w:t>
       </w:r>
       <w:r>
         <w:rPr>
@@ -947,7 +953,7 @@
         <w:rPr>
           <w:rFonts w:ascii="Times New Roman" w:hAnsi="Times New Roman" w:cs="Times New Roman"/>
         </w:rPr>
-        <w:t xml:space="preserve"> on this </w:t>
+        <w:t xml:space="preserve"> on </w:t>
       </w:r>
       <w:r>
         <w:rPr>
@@ -961,7 +967,7 @@
           <w:rFonts w:ascii="Times New Roman" w:hAnsi="Times New Roman" w:cs="Times New Roman"/>
           <w:rtl/>
         </w:rPr>
-        <w:t>״</w:t>
+        <w:t>"</w:t>
       </w:r>
       <w:r>
         <w:rPr>
@@ -1079,7 +1085,7 @@
         <w:rPr>
           <w:rFonts w:ascii="Times New Roman" w:hAnsi="Times New Roman" w:cs="Times New Roman"/>
         </w:rPr>
-        <w:t xml:space="preserve"> derived and benefited from staying with one more day with us? </w:t>
+        <w:t xml:space="preserve"> derived and benefited from staying one more day with us? </w:t>
       </w:r>
       <w:r>
         <w:rPr>
@@ -1283,7 +1289,7 @@
         <w:rPr>
           <w:rFonts w:ascii="Times New Roman" w:hAnsi="Times New Roman" w:cs="Times New Roman"/>
         </w:rPr>
-        <w:t xml:space="preserve"> brings down a very </w:t>
+        <w:t xml:space="preserve"> brings down a </w:t>
       </w:r>
       <w:r>
         <w:rPr>
@@ -1334,7 +1340,25 @@
         <w:rPr>
           <w:rFonts w:ascii="Times New Roman" w:hAnsi="Times New Roman" w:cs="Times New Roman"/>
         </w:rPr>
-        <w:t xml:space="preserve"> that you give something, there</w:t>
+        <w:t xml:space="preserve"> you give something, </w:t>
+      </w:r>
+      <w:r>
+        <w:rPr>
+          <w:rFonts w:ascii="Times New Roman" w:hAnsi="Times New Roman" w:cs="Times New Roman"/>
+        </w:rPr>
+        <w:t xml:space="preserve">it can be done </w:t>
+      </w:r>
+      <w:r>
+        <w:rPr>
+          <w:rFonts w:ascii="Times New Roman" w:hAnsi="Times New Roman" w:cs="Times New Roman"/>
+        </w:rPr>
+        <w:t>in two ways</w:t>
+      </w:r>
+      <w:r>
+        <w:rPr>
+          <w:rFonts w:ascii="Times New Roman" w:hAnsi="Times New Roman" w:cs="Times New Roman"/>
+        </w:rPr>
+        <w:t>. There</w:t>
       </w:r>
       <w:r>
         <w:rPr>
@@ -1346,18 +1370,6 @@
         <w:rPr>
           <w:rFonts w:ascii="Times New Roman" w:hAnsi="Times New Roman" w:cs="Times New Roman"/>
         </w:rPr>
-        <w:t>s two types of giving. There</w:t>
-      </w:r>
-      <w:r>
-        <w:rPr>
-          <w:rFonts w:ascii="Times New Roman" w:hAnsi="Times New Roman" w:cs="Times New Roman"/>
-        </w:rPr>
-        <w:t>’</w:t>
-      </w:r>
-      <w:r>
-        <w:rPr>
-          <w:rFonts w:ascii="Times New Roman" w:hAnsi="Times New Roman" w:cs="Times New Roman"/>
-        </w:rPr>
         <w:t>s a regular transaction where somebody wants to b</w:t>
       </w:r>
       <w:r>
@@ -1430,7 +1442,19 @@
         <w:rPr>
           <w:rFonts w:ascii="Times New Roman" w:hAnsi="Times New Roman" w:cs="Times New Roman"/>
         </w:rPr>
-        <w:t xml:space="preserve"> you get a container of milk. The entire relationship between the buyer and a seller is strictly a business deal, and it depends only on what </w:t>
+        <w:t xml:space="preserve"> you get a container of milk. The entire rela</w:t>
+      </w:r>
+      <w:r>
+        <w:rPr>
+          <w:rFonts w:ascii="Times New Roman" w:hAnsi="Times New Roman" w:cs="Times New Roman"/>
+        </w:rPr>
+        <w:t>tionship between the buyer and</w:t>
+      </w:r>
+      <w:r>
+        <w:rPr>
+          <w:rFonts w:ascii="Times New Roman" w:hAnsi="Times New Roman" w:cs="Times New Roman"/>
+        </w:rPr>
+        <w:t xml:space="preserve"> seller is strictly a business deal, and it depends only on what </w:t>
       </w:r>
       <w:r>
         <w:rPr>
@@ -1579,7 +1603,19 @@
         <w:rPr>
           <w:rFonts w:ascii="Times New Roman" w:hAnsi="Times New Roman" w:cs="Times New Roman"/>
         </w:rPr>
-        <w:t xml:space="preserve"> the ring, and that is for one reason and one reason only, to create a relationship between the two of them. In the case of a business deal, they have nothing to do </w:t>
+        <w:t xml:space="preserve"> </w:t>
+      </w:r>
+      <w:r>
+        <w:rPr>
+          <w:rFonts w:ascii="Times New Roman" w:hAnsi="Times New Roman" w:cs="Times New Roman"/>
+        </w:rPr>
+        <w:t>a</w:t>
+      </w:r>
+      <w:r>
+        <w:rPr>
+          <w:rFonts w:ascii="Times New Roman" w:hAnsi="Times New Roman" w:cs="Times New Roman"/>
+        </w:rPr>
+        <w:t xml:space="preserve"> ring, and that is for one reason and one reason only, to create a relationship between the two of them. In the case of a business deal, they have nothing to do </w:t>
       </w:r>
       <w:r>
         <w:rPr>
@@ -1670,7 +1706,7 @@
         <w:rPr>
           <w:rFonts w:ascii="Times New Roman" w:hAnsi="Times New Roman" w:cs="Times New Roman"/>
         </w:rPr>
-        <w:t xml:space="preserve">, whether or not the ring is there or not. The ring is not the </w:t>
+        <w:t xml:space="preserve">, whether or not the ring is there. The ring is not the </w:t>
       </w:r>
       <w:r>
         <w:rPr>
@@ -2084,7 +2120,13 @@
         <w:rPr>
           <w:rFonts w:ascii="Times New Roman" w:hAnsi="Times New Roman" w:cs="Times New Roman"/>
         </w:rPr>
-        <w:t>Because by</w:t>
+        <w:t xml:space="preserve">Because </w:t>
+      </w:r>
+      <w:r>
+        <w:rPr>
+          <w:rFonts w:ascii="Times New Roman" w:hAnsi="Times New Roman" w:cs="Times New Roman"/>
+        </w:rPr>
+        <w:t>with</w:t>
       </w:r>
       <w:r>
         <w:rPr>
@@ -2256,7 +2298,7 @@
         <w:rPr>
           <w:rFonts w:ascii="Times New Roman" w:hAnsi="Times New Roman" w:cs="Times New Roman"/>
         </w:rPr>
-        <w:t xml:space="preserve">e are the ones that </w:t>
+        <w:t>e are the ones that</w:t>
       </w:r>
       <w:r>
         <w:rPr>
@@ -2503,7 +2545,31 @@
         <w:rPr>
           <w:rFonts w:ascii="Times New Roman" w:hAnsi="Times New Roman" w:cs="Times New Roman"/>
         </w:rPr>
-        <w:t xml:space="preserve"> is culminated by </w:t>
+        <w:t xml:space="preserve"> culminate</w:t>
+      </w:r>
+      <w:r>
+        <w:rPr>
+          <w:rFonts w:ascii="Times New Roman" w:hAnsi="Times New Roman" w:cs="Times New Roman"/>
+        </w:rPr>
+        <w:t>s</w:t>
+      </w:r>
+      <w:r>
+        <w:rPr>
+          <w:rFonts w:ascii="Times New Roman" w:hAnsi="Times New Roman" w:cs="Times New Roman"/>
+        </w:rPr>
+        <w:t xml:space="preserve"> </w:t>
+      </w:r>
+      <w:r>
+        <w:rPr>
+          <w:rFonts w:ascii="Times New Roman" w:hAnsi="Times New Roman" w:cs="Times New Roman"/>
+        </w:rPr>
+        <w:t>in</w:t>
+      </w:r>
+      <w:r>
+        <w:rPr>
+          <w:rFonts w:ascii="Times New Roman" w:hAnsi="Times New Roman" w:cs="Times New Roman"/>
+        </w:rPr>
+        <w:t xml:space="preserve"> </w:t>
       </w:r>
       <w:r>
         <w:rPr>

--- a/Files/06 - Yom Tov/13 - Shmini Atzeres/5785/Shmini Atzeres 5785.docx
+++ b/Files/06 - Yom Tov/13 - Shmini Atzeres/5785/Shmini Atzeres 5785.docx
@@ -762,7 +762,7 @@
           <w:rFonts w:ascii="Times New Roman" w:hAnsi="Times New Roman" w:cs="Times New Roman"/>
           <w:rtl/>
         </w:rPr>
-        <w:t>"</w:t>
+        <w:t>״</w:t>
       </w:r>
       <w:r>
         <w:rPr>
@@ -967,7 +967,7 @@
           <w:rFonts w:ascii="Times New Roman" w:hAnsi="Times New Roman" w:cs="Times New Roman"/>
           <w:rtl/>
         </w:rPr>
-        <w:t>"</w:t>
+        <w:t>״</w:t>
       </w:r>
       <w:r>
         <w:rPr>
@@ -2298,7 +2298,7 @@
         <w:rPr>
           <w:rFonts w:ascii="Times New Roman" w:hAnsi="Times New Roman" w:cs="Times New Roman"/>
         </w:rPr>
-        <w:t>e are the ones that</w:t>
+        <w:t xml:space="preserve">e are the ones that </w:t>
       </w:r>
       <w:r>
         <w:rPr>
